--- a/pr-preview/pr-422/linear-algebra-direct-sums.docx
+++ b/pr-preview/pr-422/linear-algebra-direct-sums.docx
@@ -15,7 +15,7 @@
         <w:pStyle w:val="Date"/>
       </w:pPr>
       <w:r>
-        <w:t xml:space="preserve">Last modified: 2026-10-19 13:31:05 (PDT)</w:t>
+        <w:t xml:space="preserve">Last modified: 2026-10-19 17:30:45 (PDT)</w:t>
       </w:r>
     </w:p>
     <w:bookmarkStart w:id="47" w:name="sec-direct-sums"/>
@@ -251,7 +251,7 @@
                 <w:rPr>
                   <w:rStyle w:val="Hyperlink"/>
                 </w:rPr>
-                <w:t xml:space="preserve">Theorem 8 in Column Space, Null Space and Rank-Nullity</w:t>
+                <w:t xml:space="preserve">Theorem 7 in Column Space, Null Space and Rank-Nullity</w:t>
               </w:r>
             </w:hyperlink>
             <w:r>
@@ -8532,7 +8532,7 @@
                   <m:nor/>
                   <m:sty m:val="p"/>
                 </m:rPr>
-                <m:t>Theorem 7 in Column Space, Null Space and Rank-Nullity</m:t>
+                <m:t>Theorem 6 in Column Space, Null Space and Rank-Nullity</m:t>
               </m:r>
               <m:r>
                 <m:rPr>
@@ -8884,7 +8884,7 @@
                   <m:nor/>
                   <m:sty m:val="p"/>
                 </m:rPr>
-                <m:t>Theorem 7 in Column Space, Null Space and Rank-Nullity</m:t>
+                <m:t>Theorem 6 in Column Space, Null Space and Rank-Nullity</m:t>
               </m:r>
               <m:r>
                 <m:rPr>
@@ -9309,7 +9309,7 @@
           <w:rPr>
             <w:rStyle w:val="Hyperlink"/>
           </w:rPr>
-          <w:t xml:space="preserve">Example 13 in Column Space, Null Space and Rank-Nullity</w:t>
+          <w:t xml:space="preserve">Example 12 in Column Space, Null Space and Rank-Nullity</w:t>
         </w:r>
       </w:hyperlink>
       <w:r>
@@ -20441,7 +20441,7 @@
                   <m:nor/>
                   <m:sty m:val="p"/>
                 </m:rPr>
-                <m:t>Theorem 8 in Column Space, Null Space and Rank-Nullity</m:t>
+                <m:t>Theorem 7 in Column Space, Null Space and Rank-Nullity</m:t>
               </m:r>
               <m:r>
                 <m:rPr>
@@ -20547,7 +20547,7 @@
                   <m:nor/>
                   <m:sty m:val="p"/>
                 </m:rPr>
-                <m:t>Theorem 10 in Column Space, Null Space and Rank-Nullity</m:t>
+                <m:t>Theorem 9 in Column Space, Null Space and Rank-Nullity</m:t>
               </m:r>
               <m:r>
                 <m:rPr>
@@ -20641,7 +20641,7 @@
                   <m:nor/>
                   <m:sty m:val="p"/>
                 </m:rPr>
-                <m:t>Theorem 7 in Column Space, Null Space and Rank-Nullity</m:t>
+                <m:t>Theorem 6 in Column Space, Null Space and Rank-Nullity</m:t>
               </m:r>
               <m:r>
                 <m:rPr>
@@ -26720,7 +26720,7 @@
           <w:rPr>
             <w:rStyle w:val="Hyperlink"/>
           </w:rPr>
-          <w:t xml:space="preserve">Theorem 7 in Column Space, Null Space and Rank-Nullity</w:t>
+          <w:t xml:space="preserve">Theorem 6 in Column Space, Null Space and Rank-Nullity</w:t>
         </w:r>
       </w:hyperlink>
       <w:r>
@@ -26846,7 +26846,7 @@
           <w:rPr>
             <w:rStyle w:val="Hyperlink"/>
           </w:rPr>
-          <w:t xml:space="preserve">Theorem 7 in Column Space, Null Space and Rank-Nullity</w:t>
+          <w:t xml:space="preserve">Theorem 6 in Column Space, Null Space and Rank-Nullity</w:t>
         </w:r>
       </w:hyperlink>
       <w:r>
@@ -26880,7 +26880,7 @@
           <w:rPr>
             <w:rStyle w:val="Hyperlink"/>
           </w:rPr>
-          <w:t xml:space="preserve">Theorem 10 in Column Space, Null Space and Rank-Nullity</w:t>
+          <w:t xml:space="preserve">Theorem 9 in Column Space, Null Space and Rank-Nullity</w:t>
         </w:r>
       </w:hyperlink>
       <w:r>
@@ -27018,7 +27018,7 @@
           <w:rPr>
             <w:rStyle w:val="Hyperlink"/>
           </w:rPr>
-          <w:t xml:space="preserve">Theorem 8 in Column Space, Null Space and Rank-Nullity</w:t>
+          <w:t xml:space="preserve">Theorem 7 in Column Space, Null Space and Rank-Nullity</w:t>
         </w:r>
       </w:hyperlink>
       <w:r>
@@ -27317,7 +27317,7 @@
           <w:rPr>
             <w:rStyle w:val="Hyperlink"/>
           </w:rPr>
-          <w:t xml:space="preserve">Example 11 in Column Space, Null Space and Rank-Nullity</w:t>
+          <w:t xml:space="preserve">Example 10 in Column Space, Null Space and Rank-Nullity</w:t>
         </w:r>
       </w:hyperlink>
       <w:r>
@@ -27702,7 +27702,7 @@
           <w:rPr>
             <w:rStyle w:val="Hyperlink"/>
           </w:rPr>
-          <w:t xml:space="preserve">Example 12 in Column Space, Null Space and Rank-Nullity</w:t>
+          <w:t xml:space="preserve">Example 11 in Column Space, Null Space and Rank-Nullity</w:t>
         </w:r>
       </w:hyperlink>
       <w:r>
